--- a/일본판/3부/3부_7화_유즈키의_추적.docx
+++ b/일본판/3부/3부_7화_유즈키의_추적.docx
@@ -6288,7 +6288,7 @@
           <w:i w:val="0"/>
           <w:sz w:val="22"/>
         </w:rPr>
-        <w:t>まだ、決まっていません。デスクと、社の法務と裏取りの結果次第です。(間)ただ、投票日の二日前、四月二十二日の木曜日の朝刊に、出せる形にしたいと、思っています。</w:t>
+        <w:t>まだ、決まっていません。デスクと、社の法務と裏取りの結果次第です。(間)ただ、投票日の二日前、四月二十二日の金曜日の朝刊に、出せる形にしたいと、思っています。</w:t>
       </w:r>
     </w:p>
     <w:p>

--- a/일본판/3부/3부_7화_유즈키의_추적.docx
+++ b/일본판/3부/3부_7화_유즈키의_추적.docx
@@ -115,7 +115,7 @@
           <w:i w:val="0"/>
           <w:sz w:val="22"/>
         </w:rPr>
-        <w:t>県北日報と浜通りFMに、今朝、届いたそうです。電力側の文書。選管にも、同じものが。</w:t>
+        <w:t>県北日報と浜通りFMに、今朝、届いたそうです。電力側の文書。選管にも同じものが。</w:t>
       </w:r>
     </w:p>
     <w:p>
@@ -582,7 +582,7 @@
           <w:i w:val="0"/>
           <w:sz w:val="22"/>
         </w:rPr>
-        <w:t>受けないと決められる立場では、ないので。(間)ただ、先に言っておきます。僕は、その件を詳しく知りません。</w:t>
+        <w:t>受けないと決められる立場では、ないので。(間)ただ、先に言っておきます。僕はその件を詳しく知りません。</w:t>
       </w:r>
     </w:p>
     <w:p>
@@ -712,7 +712,7 @@
           <w:i w:val="0"/>
           <w:sz w:val="22"/>
         </w:rPr>
-        <w:t>本当だから、危ないんだ。(間)まあ、いい。取材は受けろ。受けた上で、答えられないことは、答えられないと言え。それは、嘘よりましだ。</w:t>
+        <w:t>本当だから、危ないんだ。(間)まあ、いい。取材は受けろ。受けた上で答えられないことは、答えられないと言え。それは嘘よりましだ。</w:t>
       </w:r>
     </w:p>
     <w:p>
@@ -750,7 +750,7 @@
           <w:color w:val="555555"/>
           <w:sz w:val="22"/>
         </w:rPr>
-        <w:t>(三浦が、ファクスの感熱紙を一枚、そっと机の端に寄せる。灯は、書庫のほうを一度だけ見て、何も言わない。)</w:t>
+        <w:t>(三浦がファクスの感熱紙を一枚、そっと机の端に寄せる。灯は書庫のほうを一度だけ見て、何も言わない。)</w:t>
       </w:r>
     </w:p>
     <w:p>
@@ -780,7 +780,7 @@
           <w:color w:val="555555"/>
           <w:sz w:val="22"/>
         </w:rPr>
-        <w:t>(3月29日(火)午後六時。奥浜新報汐見支局。蛍光灯の下、机が六つ。一番奥のガラス張りの小部屋に、西條。窓際の席で、先輩記者の長谷部が、受話器を耳に当てたまま、こちらの様子をうかがっている。柚木は、西條の前に立っている。)</w:t>
+        <w:t>(3月29日(火)午後六時。奥浜新報汐見支局。蛍光灯の下、机が六つ。一番奥のガラス張りの小部屋に、西條。窓際の席で先輩記者の長谷部が、受話器を耳に当てたまま、こちらの様子をうかがっている。柚木は西條の前に立っている。)</w:t>
       </w:r>
     </w:p>
     <w:p>
@@ -872,7 +872,7 @@
           <w:i w:val="0"/>
           <w:sz w:val="22"/>
         </w:rPr>
-        <w:t>今朝、ファクスしました。四月五日の午後三時に、応接室を借りたいと、お願いするつもりです。</w:t>
+        <w:t>今朝ファクスしました。四月五日の午後三時に、応接室を借りたいと、お願いするつもりです。</w:t>
       </w:r>
     </w:p>
     <w:p>
@@ -895,7 +895,7 @@
           <w:i w:val="0"/>
           <w:sz w:val="22"/>
         </w:rPr>
-        <w:t>本社に、断りは。</w:t>
+        <w:t>本社に断りは。</w:t>
       </w:r>
     </w:p>
     <w:p>
@@ -1035,7 +1035,7 @@
           <w:i w:val="0"/>
           <w:sz w:val="22"/>
         </w:rPr>
-        <w:t>手帳は、鞄の中です。社には、置いていません。</w:t>
+        <w:t>手帳は鞄の中です。社には、置いていません。</w:t>
       </w:r>
     </w:p>
     <w:p>
@@ -1081,7 +1081,7 @@
           <w:i w:val="0"/>
           <w:sz w:val="22"/>
         </w:rPr>
-        <w:t>取材先の方には、話していません。同僚にも。(長谷部のほうを、一度見る)</w:t>
+        <w:t>取材先の方には話していません。同僚にも。(長谷部のほうを、一度見る)</w:t>
       </w:r>
     </w:p>
     <w:p>
@@ -1229,7 +1229,7 @@
           <w:i w:val="0"/>
           <w:sz w:val="22"/>
         </w:rPr>
-        <w:t>だろうな。足りないまま走れば、お前が先に潰れる。足りたら、俺が全部、本社に通す。(間)それまでは、一人で出歩くな。長谷部を連れていけとは言わんが、夜は必ず、誰かに居場所を伝えろ。</w:t>
+        <w:t>だろうな。足りないまま走れば、お前が先に潰れる。足りたら俺が全部、本社に通す。(間)それまでは一人で出歩くな。長谷部を連れていけとは言わんが、夜は必ず、誰かに居場所を伝えろ。</w:t>
       </w:r>
     </w:p>
     <w:p>
@@ -1323,7 +1323,7 @@
           <w:i w:val="0"/>
           <w:sz w:val="22"/>
         </w:rPr>
-        <w:t>お前、あの若い代議士の息子に、本気で聞くのか。</w:t>
+        <w:t>お前あの若い代議士の息子に、本気で聞くのか。</w:t>
       </w:r>
     </w:p>
     <w:p>
@@ -1460,7 +1460,7 @@
           <w:color w:val="555555"/>
           <w:sz w:val="22"/>
         </w:rPr>
-        <w:t>(3月30日(水)午後九時二十分。汐見駅から支局への近道の、シャッターの下りた商店街。柚木は、鞄を胸の前に抱えて歩いている。傘は、閉じたまま。後ろから、一定の間隔で靴の音がついてくる。立ち止まると、音も止まる。)</w:t>
+        <w:t>(3月30日(水)午後九時二十分。汐見駅から支局への近道の、シャッターの下りた商店街。柚木は、鞄を胸の前に抱えて歩いている。傘は閉じたまま。後ろから、一定の間隔で靴の音がついてくる。立ち止まると、音も止まる。)</w:t>
       </w:r>
     </w:p>
     <w:p>
@@ -1521,7 +1521,7 @@
           <w:i w:val="0"/>
           <w:sz w:val="22"/>
         </w:rPr>
-        <w:t>柚木さん。昨日、お会いになった方に、お礼は言えましたか。</w:t>
+        <w:t>柚木さん。昨日お会いになった方に、お礼は言えましたか。</w:t>
       </w:r>
     </w:p>
     <w:p>
@@ -1567,7 +1567,7 @@
           <w:i w:val="0"/>
           <w:sz w:val="22"/>
         </w:rPr>
-        <w:t>通りすがりの、善意の者です。(間)夜道に、お気をつけて。</w:t>
+        <w:t>通りすがりの、善意の者です。(間)夜道にお気をつけて。</w:t>
       </w:r>
     </w:p>
     <w:p>
@@ -1582,7 +1582,7 @@
           <w:color w:val="555555"/>
           <w:sz w:val="22"/>
         </w:rPr>
-        <w:t>(切れる。柚木は番号を手帳に控え、通りの角のコンビニの明かりのほうへ、少し早足になる。ガラス扉の中に入り、雑誌の棚の前で、息を整える。携帯で、遼ではなく、支局の番号を押す。)</w:t>
+        <w:t>(切れる。柚木は番号を手帳に控え、通りの角のコンビニの明かりのほうへ、少し早足になる。ガラス扉の中に入り、雑誌の棚の前で息を整える。携帯で遼ではなく、支局の番号を押す。)</w:t>
       </w:r>
     </w:p>
     <w:p>
@@ -1620,7 +1620,7 @@
           <w:color w:val="555555"/>
           <w:sz w:val="22"/>
         </w:rPr>
-        <w:t>(同じ時刻。市内の駅前ビジネスホテル、七階の部屋。窓の外に、国道の車の光。相沢が、ベッドの端に腰かけて、備え付けの固定電話の受話器を持っている。携帯は、机の引き出しの中。)</w:t>
+        <w:t>(同じ時刻。市内の駅前ビジネスホテル、七階の部屋。窓の外に、国道の車の光。相沢がベッドの端に腰かけて、備え付けの固定電話の受話器を持っている。携帯は机の引き出しの中。)</w:t>
       </w:r>
     </w:p>
     <w:p>
@@ -1643,7 +1643,7 @@
           <w:i w:val="0"/>
           <w:sz w:val="22"/>
         </w:rPr>
-        <w:t>……遼か。夜に、悪い。</w:t>
+        <w:t>……遼か。夜に悪い。</w:t>
       </w:r>
     </w:p>
     <w:p>
@@ -1699,7 +1699,7 @@
           <w:i w:val="0"/>
           <w:sz w:val="22"/>
         </w:rPr>
-        <w:t>柚木さんに、何か。</w:t>
+        <w:t>柚木さんに何か。</w:t>
       </w:r>
     </w:p>
     <w:p>
@@ -1722,7 +1722,7 @@
           <w:i w:val="0"/>
           <w:sz w:val="22"/>
         </w:rPr>
-        <w:t>後をつけられたらしい。本人は、言わない。明日、支局のほうから、三浦さんに連絡が来る。</w:t>
+        <w:t>後をつけられたらしい。本人は言わない。明日、支局のほうから、三浦さんに連絡が来る。</w:t>
       </w:r>
     </w:p>
     <w:p>
@@ -1837,7 +1837,7 @@
           <w:i w:val="0"/>
           <w:sz w:val="22"/>
         </w:rPr>
-        <w:t>もう一つ。(受話器を、少し握り直す)……彼女の取材には、答えられることだけ、答えろ。無理に、取り繕わなくていい。</w:t>
+        <w:t>もう一つ。(受話器を少し握り直す)……彼女の取材には、答えられることだけ、答えろ。無理に取り繕わなくていい。</w:t>
       </w:r>
     </w:p>
     <w:p>
@@ -1860,7 +1860,7 @@
           <w:i w:val="0"/>
           <w:sz w:val="22"/>
         </w:rPr>
-        <w:t>それは、もう、決めてる。</w:t>
+        <w:t>それはもう、決めてる。</w:t>
       </w:r>
     </w:p>
     <w:p>
@@ -1898,7 +1898,7 @@
           <w:color w:val="555555"/>
           <w:sz w:val="22"/>
         </w:rPr>
-        <w:t>(受話器が置かれる。部屋は静か。ベッドの足元に、亜美の部屋とは別の階の、一階下の廊下の灯りが、扉の下から細く入っている。相沢は、それを見ない。)</w:t>
+        <w:t>(受話器が置かれる。部屋は静か。ベッドの足元に、亜美の部屋とは別の階の、一階下の廊下の灯りが、扉の下から細く入っている。相沢はそれを見ない。)</w:t>
       </w:r>
     </w:p>
     <w:p>
@@ -1928,7 +1928,7 @@
           <w:color w:val="555555"/>
           <w:sz w:val="22"/>
         </w:rPr>
-        <w:t>(3月31日(木)午前十一時。真壁功後援会汐見連絡所、二階。壁に後援会の年表。窓際の肘掛け椅子は、黒い布をかけたまま、空いている。その脇に、後援会の湯呑みが一つ。電気ポットの緑茶。向かいの客用の椅子に、遼。榊は机の向こうで、両手を組んでいる。)</w:t>
+        <w:t>(3月31日(木)午前十一時。真壁功後援会汐見連絡所、二階。壁に後援会の年表。窓際の肘掛け椅子は、黒い布をかけたまま、空いている。その脇に後援会の湯呑みが一つ。電気ポットの緑茶。向かいの客用の椅子に、遼。榊は机の向こうで、両手を組んでいる。)</w:t>
       </w:r>
     </w:p>
     <w:p>
@@ -1951,7 +1951,7 @@
           <w:i w:val="0"/>
           <w:sz w:val="22"/>
         </w:rPr>
-        <w:t>遼さん。今日は、お願いがあって、お呼びしました。</w:t>
+        <w:t>遼さん。今日はお願いがあって、お呼びしました。</w:t>
       </w:r>
     </w:p>
     <w:p>
@@ -1997,7 +1997,7 @@
           <w:i w:val="0"/>
           <w:sz w:val="22"/>
         </w:rPr>
-        <w:t>奥浜新報の、柚木さんの取材のことです。受けるおつもりだと、連合会の池澤会長から、耳に入りました。</w:t>
+        <w:t>奥浜新報の柚木さんの取材のことです。受けるおつもりだと、連合会の池澤会長から、耳に入りました。</w:t>
       </w:r>
     </w:p>
     <w:p>
@@ -2099,7 +2099,7 @@
           <w:i w:val="0"/>
           <w:sz w:val="22"/>
         </w:rPr>
-        <w:t>取材の内容が、連合会費と鷲尾建設の取引についてだと、聞いております。事実と異なることが、書かれるかもしれません。</w:t>
+        <w:t>取材の内容が連合会費と鷲尾建設の取引についてだと、聞いております。事実と異なることが、書かれるかもしれません。</w:t>
       </w:r>
     </w:p>
     <w:p>
@@ -2191,7 +2191,7 @@
           <w:i w:val="0"/>
           <w:sz w:val="22"/>
         </w:rPr>
-        <w:t>変わっていないからです。(声は丁寧で、平らだ)遼さん。後援会は、遼さんを見ています。三十年、旦那様をお支えしてきた人たちが、公示前に旦那様の名前が、新聞に疑いの言葉と並ぶのを、望みません。</w:t>
+        <w:t>変わっていないからです。(声は丁寧で平らだ)遼さん。後援会は遼さんを見ています。三十年、旦那様をお支えしてきた人たちが、公示前に旦那様の名前が、新聞に疑いの言葉と並ぶのを、望みません。</w:t>
       </w:r>
     </w:p>
     <w:p>
@@ -2214,7 +2214,7 @@
           <w:i w:val="0"/>
           <w:sz w:val="22"/>
         </w:rPr>
-        <w:t>疑いは、書かれる前から、あります。電力側の文書は、もう、県北日報に出ています。</w:t>
+        <w:t>疑いは書かれる前から、あります。電力側の文書はもう、県北日報に出ています。</w:t>
       </w:r>
     </w:p>
     <w:p>
@@ -2362,7 +2362,7 @@
           <w:i w:val="0"/>
           <w:sz w:val="22"/>
         </w:rPr>
-        <w:t>取材は、受けます。僕が受けないと言っても、柚木さんは書きます。それなら、僕が直接、答えられることだけを、答えたい。</w:t>
+        <w:t>取材は受けます。僕が受けないと言っても、柚木さんは書きます。それなら僕が直接、答えられることだけを、答えたい。</w:t>
       </w:r>
     </w:p>
     <w:p>
@@ -2469,7 +2469,7 @@
           <w:color w:val="555555"/>
           <w:sz w:val="22"/>
         </w:rPr>
-        <w:t>(榊が、しばらく黙る。窓の外で、トラックが通る。)</w:t>
+        <w:t>(榊がしばらく黙る。窓の外で、トラックが通る。)</w:t>
       </w:r>
     </w:p>
     <w:p>
@@ -2538,7 +2538,7 @@
           <w:i w:val="0"/>
           <w:sz w:val="22"/>
         </w:rPr>
-        <w:t>ならば、結構です。(視線を外す)私の願いは、ご遠慮、のお願いだけです。お決めになるのは、遼さんです。</w:t>
+        <w:t>ならば結構です。(視線を外す)私の願いはご遠慮、のお願いだけです。お決めになるのは、遼さんです。</w:t>
       </w:r>
     </w:p>
     <w:p>
@@ -2576,7 +2576,7 @@
           <w:color w:val="555555"/>
           <w:sz w:val="22"/>
         </w:rPr>
-        <w:t>(遼は、後援会の湯呑みに、手をつけていない。榊がそれに気づくが、何も言わない。)</w:t>
+        <w:t>(遼は後援会の湯呑みに、手をつけていない。榊がそれに気づくが、何も言わない。)</w:t>
       </w:r>
     </w:p>
     <w:p>
@@ -2591,7 +2591,7 @@
           <w:color w:val="555555"/>
           <w:sz w:val="22"/>
         </w:rPr>
-        <w:t>(同じ日の夕方。遼が事務所に戻る。灯が書庫から茶色の革の帳簿の背を、一瞬、見る。何かを言いかけて、やめる。三浦がそれを、見ている。)</w:t>
+        <w:t>(同じ日の夕方。遼が事務所に戻る。灯が書庫から茶色の革の帳簿の背を、一瞬、見る。何かを言いかけて、やめる。三浦がそれを見ている。)</w:t>
       </w:r>
     </w:p>
     <w:p>
@@ -2621,7 +2621,7 @@
           <w:color w:val="555555"/>
           <w:sz w:val="22"/>
         </w:rPr>
-        <w:t>(2022年4月2日(土)午前九時。オクハマ拘置所の正門前。薄曇り。桜はまだ、蕾の色が濃い。浜野、志賀、女将、翔太が門から少し離れて立っている。浜野は、黒い背広の上に、漁協の古い防寒着。手に、小さな紙袋。)</w:t>
+        <w:t>(2022年4月2日(土)午前九時。オクハマ拘置所の正門前。薄曇り。桜はまだ、蕾の色が濃い。浜野、志賀、女将、翔太が門から少し離れて立っている。浜野は黒い背広の上に漁協の古い防寒着。手に小さな紙袋。)</w:t>
       </w:r>
     </w:p>
     <w:p>
@@ -2723,7 +2723,7 @@
           <w:i w:val="0"/>
           <w:sz w:val="22"/>
         </w:rPr>
-        <w:t>出てくるときは、あっという間らしい。一人で、門が開いて、閉まる。</w:t>
+        <w:t>出てくるときはあっという間らしい。一人で門が開いて、閉まる。</w:t>
       </w:r>
     </w:p>
     <w:p>
@@ -2746,7 +2746,7 @@
           <w:i w:val="0"/>
           <w:sz w:val="22"/>
         </w:rPr>
-        <w:t>大城さん、髪、伸びたべな。会ったの、一年前だ。</w:t>
+        <w:t>大城さん、髪、伸びたべな。会ったの一年前だ。</w:t>
       </w:r>
     </w:p>
     <w:p>
@@ -2779,7 +2779,7 @@
           <w:i w:val="0"/>
           <w:sz w:val="22"/>
         </w:rPr>
-        <w:t>中に、おにぎり、三つ。具は梅。</w:t>
+        <w:t>中におにぎり、三つ。具は梅。</w:t>
       </w:r>
     </w:p>
     <w:p>
@@ -2863,7 +2863,7 @@
           <w:color w:val="555555"/>
           <w:sz w:val="22"/>
         </w:rPr>
-        <w:t>(門脇の通用口が開く。グレーのパーカーを着た、背の高い女が出てくる。髪は短く切られ、荷物は透明の袋一つ。大城。門の前で、立ち止まって、空を見上げる。)</w:t>
+        <w:t>(門脇の通用口が開く。グレーのパーカーを着た、背の高い女が出てくる。髪は短く切られ、荷物は透明の袋一つ。大城。門の前で立ち止まって、空を見上げる。)</w:t>
       </w:r>
     </w:p>
     <w:p>
@@ -2942,7 +2942,7 @@
           <w:i w:val="0"/>
           <w:sz w:val="22"/>
         </w:rPr>
-        <w:t>あ、浜野さん。それに、みんな。(笑う。唇の端が、少し震える)迎え、来なくていいって、言ったのに。</w:t>
+        <w:t>あ浜野さん。それにみんな。(笑う。唇の端が少し震える)迎え、来なくていいって、言ったのに。</w:t>
       </w:r>
     </w:p>
     <w:p>
@@ -3026,7 +3026,7 @@
           <w:color w:val="555555"/>
           <w:sz w:val="22"/>
         </w:rPr>
-        <w:t>(皆が笑う。翔太が、大城の荷物の袋を、黙って受け取る。浜野が、紙袋を差し出す。)</w:t>
+        <w:t>(皆が笑う。翔太が大城の荷物の袋を、黙って受け取る。浜野が紙袋を差し出す。)</w:t>
       </w:r>
     </w:p>
     <w:p>
@@ -3072,7 +3072,7 @@
           <w:i w:val="0"/>
           <w:sz w:val="22"/>
         </w:rPr>
-        <w:t>……ありがとう。(受け取って、両手で包む)温かい。握ったの、誰。</w:t>
+        <w:t>……ありがとう。(受け取って、両手で包む)温かい。握ったの誰。</w:t>
       </w:r>
     </w:p>
     <w:p>
@@ -3118,7 +3118,7 @@
           <w:i w:val="0"/>
           <w:sz w:val="22"/>
         </w:rPr>
-        <w:t>おかみさんの、米の味だ。(目を閉じる)一年半、ここで食べてなかった。</w:t>
+        <w:t>おかみさんの米の味だ。(目を閉じる)一年半、ここで食べてなかった。</w:t>
       </w:r>
     </w:p>
     <w:p>
@@ -3187,7 +3187,7 @@
           <w:i w:val="0"/>
           <w:sz w:val="22"/>
         </w:rPr>
-        <w:t>埋め立ては、まだ、続いてる。おめえが座った場所は、仮囲いが二重になった。</w:t>
+        <w:t>埋め立てはまだ、続いてる。おめえが座った場所は、仮囲いが二重になった。</w:t>
       </w:r>
     </w:p>
     <w:p>
@@ -3243,7 +3243,7 @@
           <w:i w:val="0"/>
           <w:sz w:val="22"/>
         </w:rPr>
-        <w:t>今日は、飯を食え。先の話は、明日だ。</w:t>
+        <w:t>今日は飯を食え。先の話は、明日だ。</w:t>
       </w:r>
     </w:p>
     <w:p>
@@ -3322,7 +3322,7 @@
           <w:i w:val="0"/>
           <w:sz w:val="22"/>
         </w:rPr>
-        <w:t>そっか。(小さく息を吐く)それで、いい。来てたら、怒ってた。</w:t>
+        <w:t>そっか。(小さく息を吐く)それでいい。来てたら、怒ってた。</w:t>
       </w:r>
     </w:p>
     <w:p>
@@ -3337,7 +3337,7 @@
           <w:color w:val="555555"/>
           <w:sz w:val="22"/>
         </w:rPr>
-        <w:t>(車のドアが開く。大城は、おにぎりを一つ、袋から出して、一口かじる。門は、背後で音もなく閉まる。)</w:t>
+        <w:t>(車のドアが開く。大城はおにぎりを一つ、袋から出して、一口かじる。門は背後で音もなく閉まる。)</w:t>
       </w:r>
     </w:p>
     <w:p>
@@ -3367,7 +3367,7 @@
           <w:color w:val="555555"/>
           <w:sz w:val="22"/>
         </w:rPr>
-        <w:t>(同日午後三時。桐生法律事務所。土曜で、人は少ない。三浦は、電気ポットではなく、鉄瓶をガス台に載せている。遼は、書類を閉じて、応接室の壁際の棚の前に立つ。取り下げた原告の分も含めて、湯呑みが並んでいる。端に、割れた青い縁の湯呑みの代わりに置いた、何も入っていない新しい白い湯呑み。大城の分の湯呑みは、まだない。)</w:t>
+        <w:t>(同日午後三時。桐生法律事務所。土曜で人は少ない。三浦は、電気ポットではなく、鉄瓶をガス台に載せている。遼は書類を閉じて、応接室の壁際の棚の前に立つ。取り下げた原告の分も含めて、湯呑みが並んでいる。端に割れた青い縁の湯呑みの代わりに置いた、何も入っていない新しい白い湯呑み。大城の分の湯呑みは、まだない。)</w:t>
       </w:r>
     </w:p>
     <w:p>
@@ -3436,7 +3436,7 @@
           <w:i w:val="0"/>
           <w:sz w:val="22"/>
         </w:rPr>
-        <w:t>無事に。おにぎりを一つ、食べたそうです。(鉄瓶を見る)火は、弱くしてあります。いつ来ても、いいように。</w:t>
+        <w:t>無事に。おにぎりを一つ、食べたそうです。(鉄瓶を見る)火は弱くしてあります。いつ来ても、いいように。</w:t>
       </w:r>
     </w:p>
     <w:p>
@@ -3482,7 +3482,7 @@
           <w:i w:val="0"/>
           <w:sz w:val="22"/>
         </w:rPr>
-        <w:t>来ると思います。大城さんなら、迎えの後の一人になった時間に。(間)真壁さんは、行かなくて、よかったんですか。</w:t>
+        <w:t>来ると思います。大城さんなら、迎えの後の一人になった時間に。(間)真壁さんは行かなくて、よかったんですか。</w:t>
       </w:r>
     </w:p>
     <w:p>
@@ -3505,7 +3505,7 @@
           <w:i w:val="0"/>
           <w:sz w:val="22"/>
         </w:rPr>
-        <w:t>行ったら、写真に撮られます。「立候補予定者が、勾留中の活動家の出所に立ち会う」。それが、大城さんのいちばん嫌がる形です。</w:t>
+        <w:t>行ったら、写真に撮られます。「立候補予定者が、勾留中の活動家の出所に立ち会う」。それが大城さんのいちばん嫌がる形です。</w:t>
       </w:r>
     </w:p>
     <w:p>
@@ -3528,7 +3528,7 @@
           <w:i w:val="0"/>
           <w:sz w:val="22"/>
         </w:rPr>
-        <w:t>後悔、しませんか。</w:t>
+        <w:t>後悔しませんか。</w:t>
       </w:r>
     </w:p>
     <w:p>
@@ -3551,7 +3551,7 @@
           <w:i w:val="0"/>
           <w:sz w:val="22"/>
         </w:rPr>
-        <w:t>します。(湯呑みを一つ、棚から取る)でも、あの人が「理由にしないで」と言ったのを、僕は守りたい。</w:t>
+        <w:t>します。(湯呑みを一つ、棚から取る)でもあの人が「理由にしないで」と言ったのを、僕は守りたい。</w:t>
       </w:r>
     </w:p>
     <w:p>
@@ -3566,7 +3566,7 @@
           <w:color w:val="555555"/>
           <w:sz w:val="22"/>
         </w:rPr>
-        <w:t>(午後四時十分。階段を、ゆっくり上がる足音。扉の外で、止まる。ノックが、二回。)</w:t>
+        <w:t>(午後四時十分。階段をゆっくり上がる足音。扉の外で止まる。ノックが、二回。)</w:t>
       </w:r>
     </w:p>
     <w:p>
@@ -3860,7 +3860,7 @@
           <w:color w:val="555555"/>
           <w:sz w:val="22"/>
         </w:rPr>
-        <w:t>(湯呑みを、両手で包む)</w:t>
+        <w:t>(湯呑みを両手で包む)</w:t>
       </w:r>
       <w:r>
         <w:rPr>
@@ -3915,7 +3915,7 @@
           <w:i w:val="0"/>
           <w:sz w:val="22"/>
         </w:rPr>
-        <w:t>あたしね。外に出る前に、新聞を見せてもらった。選挙のこと、見た。</w:t>
+        <w:t>あたしね。外に出る前に、新聞を見せてもらった。選挙のこと見た。</w:t>
       </w:r>
     </w:p>
     <w:p>
@@ -4017,7 +4017,7 @@
           <w:i w:val="0"/>
           <w:sz w:val="22"/>
         </w:rPr>
-        <w:t>じゃあ、一つだけ言う。出るなら、勝て。あたしを理由にしないで。あんたが勝つのは、あんたのため。この浜の、あの人たちのため。あたしは、自分の足で座った。それだけ。</w:t>
+        <w:t>じゃあ、一つだけ言う。出るなら、勝て。あたしを理由にしないで。あんたが勝つのは、あんたのため。この浜のあの人たちのため。あたしは自分の足で座った。それだけ。</w:t>
       </w:r>
     </w:p>
     <w:p>
@@ -4086,7 +4086,7 @@
           <w:i w:val="0"/>
           <w:sz w:val="22"/>
         </w:rPr>
-        <w:t>勝つとは、約束できません。理由にしないとは、約束します。</w:t>
+        <w:t>勝つとは約束できません。理由にしないとは、約束します。</w:t>
       </w:r>
     </w:p>
     <w:p>
@@ -4119,7 +4119,7 @@
           <w:i w:val="0"/>
           <w:sz w:val="22"/>
         </w:rPr>
-        <w:t>答えが、先生のままだ。ま、それでいい。(もう一口)苦い。</w:t>
+        <w:t>答えが先生のままだ。ま、それでいい。(もう一口)苦い。</w:t>
       </w:r>
     </w:p>
     <w:p>
@@ -4180,7 +4180,7 @@
           <w:color w:val="555555"/>
           <w:sz w:val="22"/>
         </w:rPr>
-        <w:t>(外で、遠く、風の音。)</w:t>
+        <w:t>(外で遠く、風の音。)</w:t>
       </w:r>
     </w:p>
     <w:p>
@@ -4210,7 +4210,7 @@
           <w:color w:val="555555"/>
           <w:sz w:val="22"/>
         </w:rPr>
-        <w:t>(2022年4月5日(火)午後三時。奥浜新報汐見支局の応接室。窓は、通りに面して半分だけ開いている。机の上に、ICレコーダー、取材手帳、紙の束。遼は一人で来ている。柚木は、向かいに座る。扉の外に、長谷部が聞こえない距離で立っている気配。)</w:t>
+        <w:t>(2022年4月5日(火)午後三時。奥浜新報汐見支局の応接室。窓は通りに面して半分だけ開いている。机の上に、ICレコーダー、取材手帳、紙の束。遼は一人で来ている。柚木は向かいに座る。扉の外に、長谷部が聞こえない距離で立っている気配。)</w:t>
       </w:r>
     </w:p>
     <w:p>
@@ -4325,7 +4325,7 @@
           <w:i w:val="0"/>
           <w:sz w:val="22"/>
         </w:rPr>
-        <w:t>質問は、全部で九つです。私は、順番を変えません。真壁さんも、答えたくなければ、そう言ってください。</w:t>
+        <w:t>質問は全部で九つです。私は順番を変えません。真壁さんも、答えたくなければ、そう言ってください。</w:t>
       </w:r>
     </w:p>
     <w:p>
@@ -4394,7 +4394,7 @@
           <w:i w:val="0"/>
           <w:sz w:val="22"/>
         </w:rPr>
-        <w:t>一昨年度の収支報告書の数字なら、知っています。ただ、その内訳の細かい中身は、把握していません。</w:t>
+        <w:t>一昨年度の収支報告書の数字なら、知っています。ただその内訳の細かい中身は、把握していません。</w:t>
       </w:r>
     </w:p>
     <w:p>
@@ -4417,7 +4417,7 @@
           <w:i w:val="0"/>
           <w:sz w:val="22"/>
         </w:rPr>
-        <w:t>二つ目。連合会費のうち、「広報費」という名目で、鷲尾建設に支払われている金額は、ご存じですか。</w:t>
+        <w:t>二つ目。連合会費のうち、「広報費」という名目で鷲尾建設に支払われている金額は、ご存じですか。</w:t>
       </w:r>
     </w:p>
     <w:p>
@@ -4496,7 +4496,7 @@
           <w:i w:val="0"/>
           <w:sz w:val="22"/>
         </w:rPr>
-        <w:t>……噂としては、聞きました。内容の真偽は、確認していません。</w:t>
+        <w:t>……噂としては、聞きました。内容の真偽は確認していません。</w:t>
       </w:r>
     </w:p>
     <w:p>
@@ -4542,7 +4542,7 @@
           <w:i w:val="0"/>
           <w:sz w:val="22"/>
         </w:rPr>
-        <w:t>それは、言えません。</w:t>
+        <w:t>それは言えません。</w:t>
       </w:r>
     </w:p>
     <w:p>
@@ -4565,7 +4565,7 @@
           <w:i w:val="0"/>
           <w:sz w:val="22"/>
         </w:rPr>
-        <w:t>四つ目。(紙に目を落とさずに)真壁さんは、後援会の帳簿の写しを、お持ちですね。三月一日に、榊さんから受け取った。</w:t>
+        <w:t>四つ目。(紙に目を落とさずに)真壁さんは後援会の帳簿の写しを、お持ちですね。三月一日に、榊さんから受け取った。</w:t>
       </w:r>
     </w:p>
     <w:p>
@@ -4741,7 +4741,7 @@
           <w:i w:val="0"/>
           <w:sz w:val="22"/>
         </w:rPr>
-        <w:t>父が「開けるのは、お前が決めてからだ」と言い残しました。僕はまだ、決めていません。(間)決めていない、というより、決めるための材料が、足りない、と思っています。</w:t>
+        <w:t>父が「開けるのはお前が決めてからだ」と言い残しました。僕はまだ決めていません。(間)決めていない、というより、決めるための材料が、足りない、と思っています。</w:t>
       </w:r>
     </w:p>
     <w:p>
@@ -4787,7 +4787,7 @@
           <w:i w:val="0"/>
           <w:sz w:val="22"/>
         </w:rPr>
-        <w:t>そうかもしれません。それを、知らずに僕は今、ここに座っています。</w:t>
+        <w:t>そうかもしれません。それを知らずに僕は今、ここに座っています。</w:t>
       </w:r>
     </w:p>
     <w:p>
@@ -4810,7 +4810,7 @@
           <w:i w:val="0"/>
           <w:sz w:val="22"/>
         </w:rPr>
-        <w:t>五つ目。(声の調子を、変えない)帳簿を開けずに、候補者として、有権者に何を約束できますか。</w:t>
+        <w:t>五つ目。(声の調子を変えない)帳簿を開けずに、候補者として、有権者に何を約束できますか。</w:t>
       </w:r>
     </w:p>
     <w:p>
@@ -4856,7 +4856,7 @@
           <w:i w:val="0"/>
           <w:sz w:val="22"/>
         </w:rPr>
-        <w:t>六つ目。もし、帳簿の中に違法な処理があったら、公表しますか。</w:t>
+        <w:t>六つ目。もし帳簿の中に違法な処理があったら、公表しますか。</w:t>
       </w:r>
     </w:p>
     <w:p>
@@ -4925,7 +4925,7 @@
           <w:i w:val="0"/>
           <w:sz w:val="22"/>
         </w:rPr>
-        <w:t>言い切れません。見ていないものに、約束はできない。(間)見て、違法なら、公表する方向で、考えます。それは、「方向」までで、今は止まります。</w:t>
+        <w:t>言い切れません。見ていないものに、約束はできない。(間)見て違法なら、公表する方向で、考えます。それは「方向」までで今は止まります。</w:t>
       </w:r>
     </w:p>
     <w:p>
@@ -4994,7 +4994,7 @@
           <w:i w:val="0"/>
           <w:sz w:val="22"/>
         </w:rPr>
-        <w:t>八つ目。(初めて、少しだけ間を置く)真壁さんは、ご自分が知らないまま、このお金の流れの上に、立っている、と思いますか。</w:t>
+        <w:t>八つ目。(初めて少しだけ間を置く)真壁さんはご自分が知らないまま、このお金の流れの上に、立っている、と思いますか。</w:t>
       </w:r>
     </w:p>
     <w:p>
@@ -5027,7 +5027,7 @@
           <w:i w:val="0"/>
           <w:sz w:val="22"/>
         </w:rPr>
-        <w:t>……そう、なのかもしれません。知らないと言って、許されることではないと、分かっています。許されるつもりも、ありません。</w:t>
+        <w:t>……そうなのかもしれません。知らないと言って、許されることではないと、分かっています。許されるつもりも、ありません。</w:t>
       </w:r>
     </w:p>
     <w:p>
@@ -5073,7 +5073,7 @@
           <w:i w:val="0"/>
           <w:sz w:val="22"/>
         </w:rPr>
-        <w:t>一つだけ。(顔を上げる)この取材が、僕の側から、洩れていたら。その責任は、僕にあります。</w:t>
+        <w:t>一つだけ。(顔を上げる)この取材が僕の側から、洩れていたら。その責任は、僕にあります。</w:t>
       </w:r>
     </w:p>
     <w:p>
@@ -5143,16 +5143,16 @@
           <w:color w:val="555555"/>
           <w:sz w:val="22"/>
         </w:rPr>
-        <w:t>(指が、手帳の端を一度、撫でる)</w:t>
-      </w:r>
-      <w:r>
-        <w:rPr>
-          <w:rFonts w:ascii="Times New Roman" w:hAnsi="Times New Roman" w:eastAsia="Malgun Gothic"/>
-          <w:b w:val="0"/>
-          <w:i w:val="0"/>
-          <w:sz w:val="22"/>
-        </w:rPr>
-        <w:t>私の手帳から、出ていたかはまだ、分かりません。でも、聞いてくださって、ありがとうございます。</w:t>
+        <w:t>(指が手帳の端を一度、撫でる)</w:t>
+      </w:r>
+      <w:r>
+        <w:rPr>
+          <w:rFonts w:ascii="Times New Roman" w:hAnsi="Times New Roman" w:eastAsia="Malgun Gothic"/>
+          <w:b w:val="0"/>
+          <w:i w:val="0"/>
+          <w:sz w:val="22"/>
+        </w:rPr>
+        <w:t>私の手帳から、出ていたかはまだ、分かりません。でも聞いてくださって、ありがとうございます。</w:t>
       </w:r>
     </w:p>
     <w:p>
@@ -5175,7 +5175,7 @@
           <w:i w:val="0"/>
           <w:sz w:val="22"/>
         </w:rPr>
-        <w:t>僕の側からではないことを、証明はできません。ただ、僕の側の誰かだった場合には、僕が先にあなたに、言います。</w:t>
+        <w:t>僕の側からではないことを、証明はできません。ただ僕の側の誰かだった場合には、僕が先にあなたに、言います。</w:t>
       </w:r>
     </w:p>
     <w:p>
@@ -5246,7 +5246,7 @@
           <w:i w:val="0"/>
           <w:sz w:val="22"/>
         </w:rPr>
-        <w:t>真壁さん。正直に言います。今のやりとりを、そのまま、見出しにするなら、「世襲三代目、帳簿を開かず」に、なります。</w:t>
+        <w:t>真壁さん。正直に言います。今のやりとりをそのまま、見出しにするなら、「世襲三代目、帳簿を開かず」になります。</w:t>
       </w:r>
     </w:p>
     <w:p>
@@ -5292,7 +5292,7 @@
           <w:i w:val="0"/>
           <w:sz w:val="22"/>
         </w:rPr>
-        <w:t>嘘は一つも、ありませんでした。(間)でも、政治家としては、一番、損な答えです。</w:t>
+        <w:t>嘘は一つもありませんでした。(間)でも政治家としては、一番、損な答えです。</w:t>
       </w:r>
     </w:p>
     <w:p>
@@ -5338,7 +5338,7 @@
           <w:i w:val="0"/>
           <w:sz w:val="22"/>
         </w:rPr>
-        <w:t>分かっていて、答えた。(小さく息を吐く)私は、これまで真壁さんを、質問する側から、見てきました。今日、初めて、質問される側に、座っているのを、見ました。</w:t>
+        <w:t>分かっていて、答えた。(小さく息を吐く)私はこれまで真壁さんを、質問する側から、見てきました。今日、初めて、質問される側に座っているのを見ました。</w:t>
       </w:r>
     </w:p>
     <w:p>
@@ -5361,7 +5361,7 @@
           <w:i w:val="0"/>
           <w:sz w:val="22"/>
         </w:rPr>
-        <w:t>どう、見えましたか。</w:t>
+        <w:t>どう見えましたか。</w:t>
       </w:r>
     </w:p>
     <w:p>
@@ -5399,7 +5399,7 @@
           <w:color w:val="555555"/>
           <w:sz w:val="22"/>
         </w:rPr>
-        <w:t>(遼は、何も答えない。柚木が、机の上の紙の束を、まとめる。)</w:t>
+        <w:t>(遼は何も答えない。柚木が机の上の紙の束を、まとめる。)</w:t>
       </w:r>
     </w:p>
     <w:p>
@@ -5422,7 +5422,7 @@
           <w:i w:val="0"/>
           <w:sz w:val="22"/>
         </w:rPr>
-        <w:t>記事にするときは、書く前に必ず、先に言います。この前の約束と、同じです。</w:t>
+        <w:t>記事にするときは、書く前に必ず、先に言います。この前の約束と同じです。</w:t>
       </w:r>
     </w:p>
     <w:p>
@@ -5468,7 +5468,7 @@
           <w:i w:val="0"/>
           <w:sz w:val="22"/>
         </w:rPr>
-        <w:t>お礼は、まだ。(立ち上がる)書いたものを、見てから、言ってください。</w:t>
+        <w:t>お礼はまだ。(立ち上がる)書いたものを見てから、言ってください。</w:t>
       </w:r>
     </w:p>
     <w:p>
@@ -5498,7 +5498,7 @@
           <w:color w:val="555555"/>
           <w:sz w:val="22"/>
         </w:rPr>
-        <w:t>(2022年4月6日(水)午後九時。桐生法律事務所。三浦は、先に帰っている。灯が、書庫から、ノートパソコンを抱えて出てくる。応接室の隅で、遼が奥の引き出しを、見ている。鍵は、掛かったまま。)</w:t>
+        <w:t>(2022年4月6日(水)午後九時。桐生法律事務所。三浦は先に帰っている。灯が書庫から、ノートパソコンを抱えて出てくる。応接室の隅で、遼が奥の引き出しを、見ている。鍵は掛かったまま。)</w:t>
       </w:r>
     </w:p>
     <w:p>
@@ -5590,7 +5590,7 @@
           <w:i w:val="0"/>
           <w:sz w:val="22"/>
         </w:rPr>
-        <w:t>録音の後で、思い出して、数えた。(引き出しから目を離す)</w:t>
+        <w:t>録音の後で思い出して、数えた。(引き出しから目を離す)</w:t>
       </w:r>
     </w:p>
     <w:p>
@@ -5659,7 +5659,7 @@
           <w:i w:val="0"/>
           <w:sz w:val="22"/>
         </w:rPr>
-        <w:t>開けたら、答えられた質問が、ありますよね。</w:t>
+        <w:t>開けたら答えられた質問が、ありますよね。</w:t>
       </w:r>
     </w:p>
     <w:p>
@@ -5682,7 +5682,7 @@
           <w:i w:val="0"/>
           <w:sz w:val="22"/>
         </w:rPr>
-        <w:t>ある。(間)榊さんが、「お預けした書類は、鍵の掛かる所にあるか」と、わざわざ、聞いた。僕が開けたかを、確かめるみたいに。</w:t>
+        <w:t>ある。(間)榊さんが「お預けした書類は、鍵の掛かる所にあるか」とわざわざ、聞いた。僕が開けたかを確かめるみたいに。</w:t>
       </w:r>
     </w:p>
     <w:p>
@@ -5705,7 +5705,7 @@
           <w:i w:val="0"/>
           <w:sz w:val="22"/>
         </w:rPr>
-        <w:t>……そう、聞こえましたか。</w:t>
+        <w:t>……そう聞こえましたか。</w:t>
       </w:r>
     </w:p>
     <w:p>
@@ -5743,7 +5743,7 @@
           <w:color w:val="555555"/>
           <w:sz w:val="22"/>
         </w:rPr>
-        <w:t>(灯は、パソコンを机に置く。何かを言いかけて、口を閉じる。引き出しの鍵に、目が行って、すぐ、離れる。)</w:t>
+        <w:t>(灯はパソコンを机に置く。何かを言いかけて、口を閉じる。引き出しの鍵に目が行って、すぐ、離れる。)</w:t>
       </w:r>
     </w:p>
     <w:p>
@@ -5812,7 +5812,7 @@
           <w:i w:val="0"/>
           <w:sz w:val="22"/>
         </w:rPr>
-        <w:t>「見ていない」という理由で、答えない選挙は、卑怯だと思います。でも、「見ていないのに、見たように答える」選挙は、もっと卑怯です。</w:t>
+        <w:t>「見ていない」という理由で答えない選挙は、卑怯だと思います。でも「見ていないのに、見たように答える」選挙はもっと卑怯です。</w:t>
       </w:r>
     </w:p>
     <w:p>
@@ -5873,7 +5873,7 @@
           <w:color w:val="555555"/>
           <w:sz w:val="22"/>
         </w:rPr>
-        <w:t>(遼は、引き出しの鍵を、手のひらでもう一度確かめる。何も、開けない。灯が、見ないふりをして、画面に向かう。キーを、一つだけ、打つ。消す。)</w:t>
+        <w:t>(遼は引き出しの鍵を、手のひらでもう一度確かめる。何も開けない。灯が見ないふりをして、画面に向かう。キーを一つだけ、打つ。消す。)</w:t>
       </w:r>
     </w:p>
     <w:p>
@@ -5972,7 +5972,7 @@
           <w:i w:val="0"/>
           <w:sz w:val="22"/>
         </w:rPr>
-        <w:t>今夜は、一人で来ました。西條さんには、「港」と言ってあります。居場所は、伝えました。</w:t>
+        <w:t>今夜は一人で来ました。西條さんには、「港」と言ってあります。居場所は、伝えました。</w:t>
       </w:r>
     </w:p>
     <w:p>
@@ -6089,7 +6089,7 @@
           <w:color w:val="555555"/>
           <w:sz w:val="22"/>
         </w:rPr>
-        <w:t>(柚木が、鞄から、小さな文庫本の六法を出す。しおりを挟んだ頁ではなく、挟まなかった頁を、開く。)</w:t>
+        <w:t>(柚木が鞄から、小さな文庫本の六法を出す。しおりを挟んだ頁ではなく、挟まなかった頁を、開く。)</w:t>
       </w:r>
     </w:p>
     <w:p>
@@ -6112,7 +6112,7 @@
           <w:i w:val="0"/>
           <w:sz w:val="22"/>
         </w:rPr>
-        <w:t>今日は、憲法じゃなくて、これです。(読む)「君子の過ちや、日月の食の如し。過てば、人皆これを見る。更むれば、人皆これを仰ぐ」。論語の、子張です。</w:t>
+        <w:t>今日は憲法じゃなくて、これです。(読む)「君子の過ちや、日月の食の如し。過てば人皆これを見る。更むれば、人皆これを仰ぐ」。論語の子張です。</w:t>
       </w:r>
     </w:p>
     <w:p>
@@ -6135,7 +6135,7 @@
           <w:i w:val="0"/>
           <w:sz w:val="22"/>
         </w:rPr>
-        <w:t>……過ちは、人が見る。</w:t>
+        <w:t>……過ちは人が見る。</w:t>
       </w:r>
     </w:p>
     <w:p>
@@ -6158,7 +6158,7 @@
           <w:i w:val="0"/>
           <w:sz w:val="22"/>
         </w:rPr>
-        <w:t>はい。西條さんが、昔、私に書き写させました。記者は、間違える仕事だと。間違えたとき、人が見ている。だから、直すところも見られる、と。</w:t>
+        <w:t>はい。西條さんが昔、私に書き写させました。記者は間違える仕事だと。間違えたとき、人が見ている。だから直すところも見られる、と。</w:t>
       </w:r>
     </w:p>
     <w:p>
@@ -6181,7 +6181,7 @@
           <w:i w:val="0"/>
           <w:sz w:val="22"/>
         </w:rPr>
-        <w:t>僕はまだ、間違えたかどうかも、分かりません。</w:t>
+        <w:t>僕はまだ間違えたかどうかも、分かりません。</w:t>
       </w:r>
     </w:p>
     <w:p>
@@ -6204,7 +6204,7 @@
           <w:i w:val="0"/>
           <w:sz w:val="22"/>
         </w:rPr>
-        <w:t>そうですね。(文庫本を閉じる)だから、これは真壁さんに、言う話ではありません。私が、記事を書くときの、話です。</w:t>
+        <w:t>そうですね。(文庫本を閉じる)だからこれは真壁さんに、言う話ではありません。私が記事を書くときの、話です。</w:t>
       </w:r>
     </w:p>
     <w:p>
@@ -6219,7 +6219,7 @@
           <w:color w:val="555555"/>
           <w:sz w:val="22"/>
         </w:rPr>
-        <w:t>(潮が、岸壁の下で鳴る。)</w:t>
+        <w:t>(潮が岸壁の下で鳴る。)</w:t>
       </w:r>
     </w:p>
     <w:p>
@@ -6242,7 +6242,7 @@
           <w:i w:val="0"/>
           <w:sz w:val="22"/>
         </w:rPr>
-        <w:t>真壁さん。記事の、掲載日の話を少しだけ、します。</w:t>
+        <w:t>真壁さん。記事の掲載日の話を少しだけ、します。</w:t>
       </w:r>
     </w:p>
     <w:p>
@@ -6288,7 +6288,7 @@
           <w:i w:val="0"/>
           <w:sz w:val="22"/>
         </w:rPr>
-        <w:t>まだ、決まっていません。デスクと、社の法務と裏取りの結果次第です。(間)ただ、投票日の二日前、四月二十二日の金曜日の朝刊に、出せる形にしたいと、思っています。</w:t>
+        <w:t>まだ決まっていません。デスクと社の法務と裏取りの結果次第です。(間)ただ投票日の二日前、四月二十二日の金曜日の朝刊に、出せる形にしたいと、思っています。</w:t>
       </w:r>
     </w:p>
     <w:p>
@@ -6334,7 +6334,7 @@
           <w:i w:val="0"/>
           <w:sz w:val="22"/>
         </w:rPr>
-        <w:t>二日前。それより早いと、反論の時間が足りない。遅いと、有権者に届かない。私にできる、ぎりぎりの線です。</w:t>
+        <w:t>二日前。それより早いと、反論の時間が足りない。遅いと有権者に届かない。私にできる、ぎりぎりの線です。</w:t>
       </w:r>
     </w:p>
     <w:p>
@@ -6380,7 +6380,7 @@
           <w:i w:val="0"/>
           <w:sz w:val="22"/>
         </w:rPr>
-        <w:t>公平のため、です。真壁さんのためでは、ありません。(間)決まったら、前の日にお伝えします。書く前に、必ず、先に言う、と約束しましたから。</w:t>
+        <w:t>公平のため、です。真壁さんのためでは、ありません。(間)決まったら、前の日にお伝えします。書く前に必ず、先に言う、と約束しましたから。</w:t>
       </w:r>
     </w:p>
     <w:p>
@@ -6436,7 +6436,7 @@
           <w:i w:val="0"/>
           <w:sz w:val="22"/>
         </w:rPr>
-        <w:t>今の、「書く前に先に言う」の、約束。録音しても、いいですか。</w:t>
+        <w:t>今の「書く前に先に言う」の約束。録音しても、いいですか。</w:t>
       </w:r>
     </w:p>
     <w:p>
@@ -6482,7 +6482,7 @@
           <w:i w:val="0"/>
           <w:sz w:val="22"/>
         </w:rPr>
-        <w:t>私が守らなかったときの、ために。真壁さんにも、証拠が必要です。(赤いランプを、点ける)</w:t>
+        <w:t>私が守らなかったときの、ために。真壁さんにも証拠が必要です。(赤いランプを、点ける)</w:t>
       </w:r>
     </w:p>
     <w:p>
@@ -6538,7 +6538,7 @@
           <w:i w:val="0"/>
           <w:sz w:val="22"/>
         </w:rPr>
-        <w:t>四月八日、午後十時十二分。奥浜新報、柚木。真壁遼さんに、記事の掲載前に、必ず先に内容を、お伝えします。</w:t>
+        <w:t>四月八日、午後十時十二分。奥浜新報、柚木。真壁遼さんに記事の掲載前に必ず先に内容をお伝えします。</w:t>
       </w:r>
     </w:p>
     <w:p>
@@ -6645,7 +6645,7 @@
           <w:i w:val="0"/>
           <w:sz w:val="22"/>
         </w:rPr>
-        <w:t>私は慣れてます。(少しだけ、笑う)でも居場所は、毎晩、伝えています。</w:t>
+        <w:t>私は慣れてます。(少しだけ笑う)でも居場所は毎晩、伝えています。</w:t>
       </w:r>
     </w:p>
     <w:p>
@@ -6660,7 +6660,7 @@
           <w:color w:val="555555"/>
           <w:sz w:val="22"/>
         </w:rPr>
-        <w:t>(二人は、しばらく、並んで海を見る。遠くで、船の灯が一つ、動く。)</w:t>
+        <w:t>(二人はしばらく、並んで海を見る。遠くで船の灯が一つ、動く。)</w:t>
       </w:r>
     </w:p>
     <w:p>
@@ -6729,7 +6729,7 @@
           <w:i w:val="0"/>
           <w:sz w:val="22"/>
         </w:rPr>
-        <w:t>見出しは、書いてください。僕が、帳簿を開けなかったのは、事実ですから。</w:t>
+        <w:t>見出しは書いてください。僕が帳簿を開けなかったのは、事実ですから。</w:t>
       </w:r>
     </w:p>
     <w:p>
@@ -6767,7 +6767,7 @@
           <w:color w:val="555555"/>
           <w:sz w:val="22"/>
         </w:rPr>
-        <w:t>(柚木は、鞄を胸に抱え直し、駐車場のほうへ、歩き出す。街灯の下で、一度だけ、振り返る。遼は、動かない。)</w:t>
+        <w:t>(柚木は鞄を胸に抱え直し、駐車場のほうへ歩き出す。街灯の下で一度だけ、振り返る。遼は動かない。)</w:t>
       </w:r>
     </w:p>
     <w:p>
@@ -6795,7 +6795,7 @@
           <w:i w:val="0"/>
           <w:sz w:val="22"/>
         </w:rPr>
-        <w:t>논어 자장편(기원전 5세기경): «君子の過ちや、日月の食の如し。過てば、人皆これを見る。更むれば、人皆これを仰ぐ。» — 한국어 해설: "군자의 잘못은 일식·월식과 같다. 잘못하면 모든 사람이 이를 보고, 고치면 모든 사람이 우러러본다". 자공의 말로 전해지며, 잘못을 감추지 않고 고치는 태도를 가리킨다. 장면 9에서 유즈키가 헌법 조문 대신 문고판 육법의 다른 쪽을 펼쳐 낭독하며, 기자는 틀리는 직업이고 고치는 모습까지 보인다는 지국장 사이조의 가르침과 함께 자신의 기사 쓰는 태도를 말한다. 료에게는 "아직 잘못했는지도 모른다"는 정직한 무지의 답을 끌어낸다. (저작권 소멸 작품)</w:t>
+        <w:t>논어 자장편(기원전 5세기경): «君子の過ちや、日月の食の如し。過てば人皆これを見る。更むれば、人皆これを仰ぐ。» — 한국어 해설: "군자의 잘못은 일식·월식과 같다. 잘못하면 모든 사람이 이를 보고, 고치면 모든 사람이 우러러본다". 자공의 말로 전해지며, 잘못을 감추지 않고 고치는 태도를 가리킨다. 장면 9에서 유즈키가 헌법 조문 대신 문고판 육법의 다른 쪽을 펼쳐 낭독하며, 기자는 틀리는 직업이고 고치는 모습까지 보인다는 지국장 사이조의 가르침과 함께 자신의 기사 쓰는 태도를 말한다. 료에게는 "아직 잘못했는지도 모른다"는 정직한 무지의 답을 끌어낸다. (저작권 소멸 작품)</w:t>
       </w:r>
     </w:p>
     <w:p>
